--- a/docs/sprint-1-submission/ibrahima/AL-5-loan-application.docx
+++ b/docs/sprint-1-submission/ibrahima/AL-5-loan-application.docx
@@ -927,7 +927,7 @@
               <w:rPr>
                 <w:sz w:val="19"/>
               </w:rPr>
-              <w:t>In Progress: form and endpoint call merged, result screen in review (PR #60)</w:t>
+              <w:t>In Progress: form, endpoint call and result screen merged; Start application comes with PR #61</w:t>
             </w:r>
           </w:p>
         </w:tc>

--- a/docs/sprint-1-submission/ibrahima/AL-5-loan-application.docx
+++ b/docs/sprint-1-submission/ibrahima/AL-5-loan-application.docx
@@ -927,7 +927,7 @@
               <w:rPr>
                 <w:sz w:val="19"/>
               </w:rPr>
-              <w:t>In Progress: form, endpoint call and result screen merged; Start application comes with PR #61</w:t>
+              <w:t>In Progress: form, endpoint call, result screen and Start application merged; check a property is Sprint 2</w:t>
             </w:r>
           </w:p>
         </w:tc>
@@ -994,7 +994,7 @@
               <w:rPr>
                 <w:sz w:val="19"/>
               </w:rPr>
-              <w:t>In Progress: form and edit in review (PRs #61, #79), submit on a local branch</w:t>
+              <w:t>In Progress: form and draft merged (PR #61), edit a draft in review (PR #79), submit on a local branch</w:t>
             </w:r>
           </w:p>
         </w:tc>

--- a/docs/sprint-1-submission/ibrahima/AL-5-loan-application.docx
+++ b/docs/sprint-1-submission/ibrahima/AL-5-loan-application.docx
@@ -994,7 +994,7 @@
               <w:rPr>
                 <w:sz w:val="19"/>
               </w:rPr>
-              <w:t>In Progress: form and draft merged (PR #61), edit a draft in review (PR #79), submit on a local branch</w:t>
+              <w:t>In Progress: form and draft (PR #61) and edit a draft (PR #79) merged; review and submit in review (PR #98)</w:t>
             </w:r>
           </w:p>
         </w:tc>

--- a/docs/sprint-1-submission/ibrahima/AL-5-loan-application.docx
+++ b/docs/sprint-1-submission/ibrahima/AL-5-loan-application.docx
@@ -927,7 +927,7 @@
               <w:rPr>
                 <w:sz w:val="19"/>
               </w:rPr>
-              <w:t>In Progress: form, endpoint call, result screen and Start application merged; check a property is Sprint 2</w:t>
+              <w:t>Done: form, endpoint call, result screen and Start application merged; what Check a property opens is Sprint 2 (AL-22)</w:t>
             </w:r>
           </w:p>
         </w:tc>
@@ -994,7 +994,7 @@
               <w:rPr>
                 <w:sz w:val="19"/>
               </w:rPr>
-              <w:t>In Progress: form and draft (PR #61) and edit a draft (PR #79) merged; review and submit in review (PR #98)</w:t>
+              <w:t>Done: form and draft (PR #61), edit a draft (PR #79) and review and submit (PR #98) merged</w:t>
             </w:r>
           </w:p>
         </w:tc>
